--- a/Week 4/Skeleton_Code_Change_Suggestions.docx
+++ b/Week 4/Skeleton_Code_Change_Suggestions.docx
@@ -9,19 +9,36 @@
           <w:ilvl w:val="0"/>
           <w:numId w:val="2"/>
         </w:numPr>
-      </w:pPr>
-      <w:r>
+        <w:rPr>
+          <w:color w:val="4EA72E" w:themeColor="accent6"/>
+          <w:sz w:val="44"/>
+          <w:szCs w:val="44"/>
+        </w:rPr>
+      </w:pPr>
+      <w:r>
+        <w:rPr>
+          <w:color w:val="4EA72E" w:themeColor="accent6"/>
+          <w:sz w:val="44"/>
+          <w:szCs w:val="44"/>
+        </w:rPr>
         <w:t xml:space="preserve">Make current Game Manager into </w:t>
       </w:r>
       <w:proofErr w:type="spellStart"/>
       <w:r>
-        <w:t>Scene</w:t>
-      </w:r>
-      <w:r>
-        <w:t>_Transitioner</w:t>
+        <w:rPr>
+          <w:color w:val="4EA72E" w:themeColor="accent6"/>
+          <w:sz w:val="44"/>
+          <w:szCs w:val="44"/>
+        </w:rPr>
+        <w:t>Scene_Transitioner</w:t>
       </w:r>
       <w:proofErr w:type="spellEnd"/>
       <w:r>
+        <w:rPr>
+          <w:color w:val="4EA72E" w:themeColor="accent6"/>
+          <w:sz w:val="44"/>
+          <w:szCs w:val="44"/>
+        </w:rPr>
         <w:t>.</w:t>
       </w:r>
     </w:p>
@@ -32,20 +49,53 @@
           <w:ilvl w:val="0"/>
           <w:numId w:val="2"/>
         </w:numPr>
-      </w:pPr>
-      <w:r>
-        <w:t xml:space="preserve">Create a new Game Manager that manages day to day. Potentially introduce multiple </w:t>
+        <w:rPr>
+          <w:sz w:val="44"/>
+          <w:szCs w:val="44"/>
+        </w:rPr>
+      </w:pPr>
+      <w:r>
+        <w:rPr>
+          <w:sz w:val="44"/>
+          <w:szCs w:val="44"/>
+        </w:rPr>
+        <w:t xml:space="preserve">Create a new Game Manager that manages day to day. </w:t>
+      </w:r>
+    </w:p>
+    <w:p>
+      <w:pPr>
+        <w:pStyle w:val="ListParagraph"/>
+        <w:numPr>
+          <w:ilvl w:val="0"/>
+          <w:numId w:val="2"/>
+        </w:numPr>
+        <w:rPr>
+          <w:sz w:val="44"/>
+          <w:szCs w:val="44"/>
+        </w:rPr>
+      </w:pPr>
+      <w:r>
+        <w:rPr>
+          <w:sz w:val="44"/>
+          <w:szCs w:val="44"/>
+        </w:rPr>
+        <w:t xml:space="preserve">Potentially introduce multiple </w:t>
       </w:r>
       <w:proofErr w:type="spellStart"/>
       <w:r>
+        <w:rPr>
+          <w:sz w:val="44"/>
+          <w:szCs w:val="44"/>
+        </w:rPr>
         <w:t>DataBases</w:t>
       </w:r>
       <w:proofErr w:type="spellEnd"/>
       <w:r>
-        <w:t xml:space="preserve"> based on difficulty</w:t>
-      </w:r>
-      <w:r>
-        <w:t>.</w:t>
+        <w:rPr>
+          <w:sz w:val="44"/>
+          <w:szCs w:val="44"/>
+        </w:rPr>
+        <w:t xml:space="preserve"> based on difficulty.</w:t>
       </w:r>
     </w:p>
     <w:p>
@@ -55,8 +105,16 @@
           <w:ilvl w:val="1"/>
           <w:numId w:val="2"/>
         </w:numPr>
-      </w:pPr>
-      <w:r>
+        <w:rPr>
+          <w:sz w:val="44"/>
+          <w:szCs w:val="44"/>
+        </w:rPr>
+      </w:pPr>
+      <w:r>
+        <w:rPr>
+          <w:sz w:val="44"/>
+          <w:szCs w:val="44"/>
+        </w:rPr>
         <w:t xml:space="preserve">have 1 data base for difficulty level 1, have one for difficulty level 2 </w:t>
       </w:r>
     </w:p>
@@ -67,8 +125,16 @@
           <w:ilvl w:val="0"/>
           <w:numId w:val="2"/>
         </w:numPr>
-      </w:pPr>
-      <w:r>
+        <w:rPr>
+          <w:sz w:val="44"/>
+          <w:szCs w:val="44"/>
+        </w:rPr>
+      </w:pPr>
+      <w:r>
+        <w:rPr>
+          <w:sz w:val="44"/>
+          <w:szCs w:val="44"/>
+        </w:rPr>
         <w:t xml:space="preserve">make UI updatable instead of generating a new UI every time the newspaper or tree is interacted with. </w:t>
       </w:r>
     </w:p>
@@ -79,12 +145,17 @@
           <w:ilvl w:val="0"/>
           <w:numId w:val="2"/>
         </w:numPr>
-      </w:pPr>
-      <w:r>
-        <w:t>Use signals instead of trying to set character interactable</w:t>
-      </w:r>
-      <w:r>
-        <w:t>:</w:t>
+        <w:rPr>
+          <w:sz w:val="44"/>
+          <w:szCs w:val="44"/>
+        </w:rPr>
+      </w:pPr>
+      <w:r>
+        <w:rPr>
+          <w:sz w:val="44"/>
+          <w:szCs w:val="44"/>
+        </w:rPr>
+        <w:t>Use signals instead of trying to set character interactable:</w:t>
       </w:r>
     </w:p>
     <w:p>
@@ -94,8 +165,16 @@
           <w:ilvl w:val="1"/>
           <w:numId w:val="2"/>
         </w:numPr>
-      </w:pPr>
-      <w:r>
+        <w:rPr>
+          <w:sz w:val="44"/>
+          <w:szCs w:val="44"/>
+        </w:rPr>
+      </w:pPr>
+      <w:r>
+        <w:rPr>
+          <w:sz w:val="44"/>
+          <w:szCs w:val="44"/>
+        </w:rPr>
         <w:t xml:space="preserve">we can use this instead and have the UI detect whether there has been an interaction. Then depending on the object, send a signal back to the signal hub to tell it to display the correct UI. </w:t>
       </w:r>
     </w:p>
@@ -106,26 +185,34 @@
           <w:ilvl w:val="0"/>
           <w:numId w:val="2"/>
         </w:numPr>
-      </w:pPr>
-      <w:r>
+        <w:rPr>
+          <w:sz w:val="44"/>
+          <w:szCs w:val="44"/>
+        </w:rPr>
+      </w:pPr>
+      <w:r>
+        <w:rPr>
+          <w:sz w:val="44"/>
+          <w:szCs w:val="44"/>
+        </w:rPr>
+        <w:lastRenderedPageBreak/>
         <w:t xml:space="preserve">Change </w:t>
       </w:r>
       <w:proofErr w:type="spellStart"/>
       <w:r>
+        <w:rPr>
+          <w:sz w:val="44"/>
+          <w:szCs w:val="44"/>
+        </w:rPr>
         <w:t>NewsPaper</w:t>
       </w:r>
       <w:proofErr w:type="spellEnd"/>
       <w:r>
-        <w:t xml:space="preserve"> and Tree to send a signal to game manager for when a</w:t>
-      </w:r>
-      <w:r>
-        <w:t xml:space="preserve"> </w:t>
-      </w:r>
-      <w:r>
-        <w:t>CharacterBody2D has entered</w:t>
-      </w:r>
-      <w:r>
-        <w:t>:</w:t>
+        <w:rPr>
+          <w:sz w:val="44"/>
+          <w:szCs w:val="44"/>
+        </w:rPr>
+        <w:t xml:space="preserve"> and Tree to send a signal to game manager for when a CharacterBody2D has entered:</w:t>
       </w:r>
     </w:p>
     <w:p>
@@ -135,16 +222,32 @@
           <w:ilvl w:val="1"/>
           <w:numId w:val="2"/>
         </w:numPr>
-      </w:pPr>
-      <w:r>
+        <w:rPr>
+          <w:sz w:val="44"/>
+          <w:szCs w:val="44"/>
+        </w:rPr>
+      </w:pPr>
+      <w:r>
+        <w:rPr>
+          <w:sz w:val="44"/>
+          <w:szCs w:val="44"/>
+        </w:rPr>
         <w:t xml:space="preserve">Have it </w:t>
       </w:r>
       <w:proofErr w:type="gramStart"/>
       <w:r>
+        <w:rPr>
+          <w:sz w:val="44"/>
+          <w:szCs w:val="44"/>
+        </w:rPr>
         <w:t>send</w:t>
       </w:r>
       <w:proofErr w:type="gramEnd"/>
       <w:r>
+        <w:rPr>
+          <w:sz w:val="44"/>
+          <w:szCs w:val="44"/>
+        </w:rPr>
         <w:t xml:space="preserve"> information with the signal that tells the game manager whether the character is in the newspaper zone or tree zone then have the game manager update a var in its code to reflect what the player is currently in. </w:t>
       </w:r>
     </w:p>
@@ -155,8 +258,16 @@
           <w:ilvl w:val="1"/>
           <w:numId w:val="2"/>
         </w:numPr>
-      </w:pPr>
-      <w:r>
+        <w:rPr>
+          <w:sz w:val="44"/>
+          <w:szCs w:val="44"/>
+        </w:rPr>
+      </w:pPr>
+      <w:r>
+        <w:rPr>
+          <w:sz w:val="44"/>
+          <w:szCs w:val="44"/>
+        </w:rPr>
         <w:t xml:space="preserve">Should the player leave one of the zones, have the tree or newspaper send a new signal to game manager saying that a characterbody2D has left. </w:t>
       </w:r>
     </w:p>
@@ -167,8 +278,16 @@
           <w:ilvl w:val="1"/>
           <w:numId w:val="2"/>
         </w:numPr>
-      </w:pPr>
-      <w:r>
+        <w:rPr>
+          <w:sz w:val="44"/>
+          <w:szCs w:val="44"/>
+        </w:rPr>
+      </w:pPr>
+      <w:r>
+        <w:rPr>
+          <w:sz w:val="44"/>
+          <w:szCs w:val="44"/>
+        </w:rPr>
         <w:t xml:space="preserve">In game manager there should be a function that detects unhandled inputs and should detect "Interact Input". </w:t>
       </w:r>
     </w:p>
@@ -179,9 +298,25 @@
           <w:ilvl w:val="1"/>
           <w:numId w:val="2"/>
         </w:numPr>
-      </w:pPr>
-      <w:r>
-        <w:t xml:space="preserve">The game manager should then check to see if it is in a zone (newspaper or tree) then run a function to either generate new questions (tree) or learning (newspaper) and then display the correct UI (learning or quiz). </w:t>
+        <w:rPr>
+          <w:sz w:val="44"/>
+          <w:szCs w:val="44"/>
+        </w:rPr>
+      </w:pPr>
+      <w:r>
+        <w:rPr>
+          <w:sz w:val="44"/>
+          <w:szCs w:val="44"/>
+        </w:rPr>
+        <w:t xml:space="preserve">The game manager should then check to see if it is in a zone (newspaper or tree) then run a function to either generate new questions (tree) or learning (newspaper) </w:t>
+      </w:r>
+      <w:r>
+        <w:rPr>
+          <w:sz w:val="44"/>
+          <w:szCs w:val="44"/>
+        </w:rPr>
+        <w:lastRenderedPageBreak/>
+        <w:t xml:space="preserve">and then display the correct UI (learning or quiz). </w:t>
       </w:r>
     </w:p>
     <w:p>
@@ -191,8 +326,16 @@
           <w:ilvl w:val="1"/>
           <w:numId w:val="2"/>
         </w:numPr>
-      </w:pPr>
-      <w:r>
+        <w:rPr>
+          <w:sz w:val="44"/>
+          <w:szCs w:val="44"/>
+        </w:rPr>
+      </w:pPr>
+      <w:r>
+        <w:rPr>
+          <w:sz w:val="44"/>
+          <w:szCs w:val="44"/>
+        </w:rPr>
         <w:t xml:space="preserve">If player is not currently in a zone there should be nothing done. </w:t>
       </w:r>
     </w:p>
@@ -203,8 +346,16 @@
           <w:ilvl w:val="0"/>
           <w:numId w:val="2"/>
         </w:numPr>
-      </w:pPr>
-      <w:r>
+        <w:rPr>
+          <w:sz w:val="44"/>
+          <w:szCs w:val="44"/>
+        </w:rPr>
+      </w:pPr>
+      <w:r>
+        <w:rPr>
+          <w:sz w:val="44"/>
+          <w:szCs w:val="44"/>
+        </w:rPr>
         <w:t xml:space="preserve">RESET GAME LOOP: </w:t>
       </w:r>
     </w:p>
@@ -215,8 +366,16 @@
           <w:ilvl w:val="1"/>
           <w:numId w:val="2"/>
         </w:numPr>
-      </w:pPr>
-      <w:r>
+        <w:rPr>
+          <w:sz w:val="44"/>
+          <w:szCs w:val="44"/>
+        </w:rPr>
+      </w:pPr>
+      <w:r>
+        <w:rPr>
+          <w:sz w:val="44"/>
+          <w:szCs w:val="44"/>
+        </w:rPr>
         <w:t xml:space="preserve">Game Manager will detect whether any trees still have quizzes, when they don't the screen will fade to black and the day will reset. </w:t>
       </w:r>
     </w:p>
@@ -227,8 +386,16 @@
           <w:ilvl w:val="0"/>
           <w:numId w:val="2"/>
         </w:numPr>
-      </w:pPr>
-      <w:r>
+        <w:rPr>
+          <w:sz w:val="44"/>
+          <w:szCs w:val="44"/>
+        </w:rPr>
+      </w:pPr>
+      <w:r>
+        <w:rPr>
+          <w:sz w:val="44"/>
+          <w:szCs w:val="44"/>
+        </w:rPr>
         <w:t xml:space="preserve">Progression: </w:t>
       </w:r>
     </w:p>
@@ -239,20 +406,51 @@
           <w:ilvl w:val="1"/>
           <w:numId w:val="2"/>
         </w:numPr>
-      </w:pPr>
-      <w:r>
+        <w:rPr>
+          <w:sz w:val="44"/>
+          <w:szCs w:val="44"/>
+        </w:rPr>
+      </w:pPr>
+      <w:r>
+        <w:rPr>
+          <w:sz w:val="44"/>
+          <w:szCs w:val="44"/>
+        </w:rPr>
         <w:t>There are multiple ways we can handle progression. The way I would suggest, would be to have the player unlock all of the questions for a tree before having the tree be able to be fully grown. I.E. for the ASL alphabet, the player would need to learn all 26 signs before being able to advance. (</w:t>
       </w:r>
       <w:proofErr w:type="gramStart"/>
       <w:r>
+        <w:rPr>
+          <w:sz w:val="44"/>
+          <w:szCs w:val="44"/>
+        </w:rPr>
         <w:t>maybe</w:t>
       </w:r>
       <w:proofErr w:type="gramEnd"/>
       <w:r>
-        <w:t xml:space="preserve"> we change the learning UI to a slide show). Then once the player has gotten a 75% or more on their daily quiz multiple days in a row allow for advancing.</w:t>
+        <w:rPr>
+          <w:sz w:val="44"/>
+          <w:szCs w:val="44"/>
+        </w:rPr>
+        <w:t xml:space="preserve"> we change the learning UI to a slide show). Then once the player has gotten a 75% or more on their daily </w:t>
+      </w:r>
+      <w:r>
+        <w:rPr>
+          <w:sz w:val="44"/>
+          <w:szCs w:val="44"/>
+        </w:rPr>
+        <w:lastRenderedPageBreak/>
+        <w:t>quiz multiple days in a row allow for advancing.</w:t>
       </w:r>
     </w:p>
-    <w:p/>
+    <w:p>
+      <w:pPr>
+        <w:rPr>
+          <w:sz w:val="44"/>
+          <w:szCs w:val="44"/>
+        </w:rPr>
+      </w:pPr>
+    </w:p>
     <w:sectPr>
       <w:pgSz w:w="12240" w:h="15840"/>
       <w:pgMar w:top="1440" w:right="1440" w:bottom="1440" w:left="1440" w:header="720" w:footer="720" w:gutter="0"/>
@@ -1103,6 +1301,7 @@
   <w:style w:type="character" w:default="1" w:styleId="DefaultParagraphFont">
     <w:name w:val="Default Paragraph Font"/>
     <w:uiPriority w:val="1"/>
+    <w:semiHidden/>
     <w:unhideWhenUsed/>
   </w:style>
   <w:style w:type="table" w:default="1" w:styleId="TableNormal">

--- a/Week 4/Skeleton_Code_Change_Suggestions.docx
+++ b/Week 4/Skeleton_Code_Change_Suggestions.docx
@@ -50,12 +50,14 @@
           <w:numId w:val="2"/>
         </w:numPr>
         <w:rPr>
-          <w:sz w:val="44"/>
-          <w:szCs w:val="44"/>
-        </w:rPr>
-      </w:pPr>
-      <w:r>
-        <w:rPr>
+          <w:color w:val="4EA72E" w:themeColor="accent6"/>
+          <w:sz w:val="44"/>
+          <w:szCs w:val="44"/>
+        </w:rPr>
+      </w:pPr>
+      <w:r>
+        <w:rPr>
+          <w:color w:val="4EA72E" w:themeColor="accent6"/>
           <w:sz w:val="44"/>
           <w:szCs w:val="44"/>
         </w:rPr>
@@ -70,12 +72,14 @@
           <w:numId w:val="2"/>
         </w:numPr>
         <w:rPr>
-          <w:sz w:val="44"/>
-          <w:szCs w:val="44"/>
-        </w:rPr>
-      </w:pPr>
-      <w:r>
-        <w:rPr>
+          <w:color w:val="4EA72E" w:themeColor="accent6"/>
+          <w:sz w:val="44"/>
+          <w:szCs w:val="44"/>
+        </w:rPr>
+      </w:pPr>
+      <w:r>
+        <w:rPr>
+          <w:color w:val="4EA72E" w:themeColor="accent6"/>
           <w:sz w:val="44"/>
           <w:szCs w:val="44"/>
         </w:rPr>
@@ -84,6 +88,7 @@
       <w:proofErr w:type="spellStart"/>
       <w:r>
         <w:rPr>
+          <w:color w:val="4EA72E" w:themeColor="accent6"/>
           <w:sz w:val="44"/>
           <w:szCs w:val="44"/>
         </w:rPr>
@@ -92,6 +97,7 @@
       <w:proofErr w:type="spellEnd"/>
       <w:r>
         <w:rPr>
+          <w:color w:val="4EA72E" w:themeColor="accent6"/>
           <w:sz w:val="44"/>
           <w:szCs w:val="44"/>
         </w:rPr>
@@ -106,12 +112,14 @@
           <w:numId w:val="2"/>
         </w:numPr>
         <w:rPr>
-          <w:sz w:val="44"/>
-          <w:szCs w:val="44"/>
-        </w:rPr>
-      </w:pPr>
-      <w:r>
-        <w:rPr>
+          <w:color w:val="4EA72E" w:themeColor="accent6"/>
+          <w:sz w:val="44"/>
+          <w:szCs w:val="44"/>
+        </w:rPr>
+      </w:pPr>
+      <w:r>
+        <w:rPr>
+          <w:color w:val="4EA72E" w:themeColor="accent6"/>
           <w:sz w:val="44"/>
           <w:szCs w:val="44"/>
         </w:rPr>
@@ -126,12 +134,14 @@
           <w:numId w:val="2"/>
         </w:numPr>
         <w:rPr>
-          <w:sz w:val="44"/>
-          <w:szCs w:val="44"/>
-        </w:rPr>
-      </w:pPr>
-      <w:r>
-        <w:rPr>
+          <w:color w:val="4EA72E" w:themeColor="accent6"/>
+          <w:sz w:val="44"/>
+          <w:szCs w:val="44"/>
+        </w:rPr>
+      </w:pPr>
+      <w:r>
+        <w:rPr>
+          <w:color w:val="4EA72E" w:themeColor="accent6"/>
           <w:sz w:val="44"/>
           <w:szCs w:val="44"/>
         </w:rPr>
@@ -146,12 +156,14 @@
           <w:numId w:val="2"/>
         </w:numPr>
         <w:rPr>
-          <w:sz w:val="44"/>
-          <w:szCs w:val="44"/>
-        </w:rPr>
-      </w:pPr>
-      <w:r>
-        <w:rPr>
+          <w:color w:val="4EA72E" w:themeColor="accent6"/>
+          <w:sz w:val="44"/>
+          <w:szCs w:val="44"/>
+        </w:rPr>
+      </w:pPr>
+      <w:r>
+        <w:rPr>
+          <w:color w:val="4EA72E" w:themeColor="accent6"/>
           <w:sz w:val="44"/>
           <w:szCs w:val="44"/>
         </w:rPr>
@@ -166,12 +178,14 @@
           <w:numId w:val="2"/>
         </w:numPr>
         <w:rPr>
-          <w:sz w:val="44"/>
-          <w:szCs w:val="44"/>
-        </w:rPr>
-      </w:pPr>
-      <w:r>
-        <w:rPr>
+          <w:color w:val="4EA72E" w:themeColor="accent6"/>
+          <w:sz w:val="44"/>
+          <w:szCs w:val="44"/>
+        </w:rPr>
+      </w:pPr>
+      <w:r>
+        <w:rPr>
+          <w:color w:val="4EA72E" w:themeColor="accent6"/>
           <w:sz w:val="44"/>
           <w:szCs w:val="44"/>
         </w:rPr>
@@ -186,12 +200,14 @@
           <w:numId w:val="2"/>
         </w:numPr>
         <w:rPr>
-          <w:sz w:val="44"/>
-          <w:szCs w:val="44"/>
-        </w:rPr>
-      </w:pPr>
-      <w:r>
-        <w:rPr>
+          <w:color w:val="4EA72E" w:themeColor="accent6"/>
+          <w:sz w:val="44"/>
+          <w:szCs w:val="44"/>
+        </w:rPr>
+      </w:pPr>
+      <w:r>
+        <w:rPr>
+          <w:color w:val="4EA72E" w:themeColor="accent6"/>
           <w:sz w:val="44"/>
           <w:szCs w:val="44"/>
         </w:rPr>
@@ -201,6 +217,7 @@
       <w:proofErr w:type="spellStart"/>
       <w:r>
         <w:rPr>
+          <w:color w:val="4EA72E" w:themeColor="accent6"/>
           <w:sz w:val="44"/>
           <w:szCs w:val="44"/>
         </w:rPr>
@@ -209,6 +226,7 @@
       <w:proofErr w:type="spellEnd"/>
       <w:r>
         <w:rPr>
+          <w:color w:val="4EA72E" w:themeColor="accent6"/>
           <w:sz w:val="44"/>
           <w:szCs w:val="44"/>
         </w:rPr>
@@ -223,12 +241,14 @@
           <w:numId w:val="2"/>
         </w:numPr>
         <w:rPr>
-          <w:sz w:val="44"/>
-          <w:szCs w:val="44"/>
-        </w:rPr>
-      </w:pPr>
-      <w:r>
-        <w:rPr>
+          <w:color w:val="4EA72E" w:themeColor="accent6"/>
+          <w:sz w:val="44"/>
+          <w:szCs w:val="44"/>
+        </w:rPr>
+      </w:pPr>
+      <w:r>
+        <w:rPr>
+          <w:color w:val="4EA72E" w:themeColor="accent6"/>
           <w:sz w:val="44"/>
           <w:szCs w:val="44"/>
         </w:rPr>
@@ -237,6 +257,7 @@
       <w:proofErr w:type="gramStart"/>
       <w:r>
         <w:rPr>
+          <w:color w:val="4EA72E" w:themeColor="accent6"/>
           <w:sz w:val="44"/>
           <w:szCs w:val="44"/>
         </w:rPr>
@@ -245,6 +266,7 @@
       <w:proofErr w:type="gramEnd"/>
       <w:r>
         <w:rPr>
+          <w:color w:val="4EA72E" w:themeColor="accent6"/>
           <w:sz w:val="44"/>
           <w:szCs w:val="44"/>
         </w:rPr>
@@ -259,12 +281,14 @@
           <w:numId w:val="2"/>
         </w:numPr>
         <w:rPr>
-          <w:sz w:val="44"/>
-          <w:szCs w:val="44"/>
-        </w:rPr>
-      </w:pPr>
-      <w:r>
-        <w:rPr>
+          <w:color w:val="4EA72E" w:themeColor="accent6"/>
+          <w:sz w:val="44"/>
+          <w:szCs w:val="44"/>
+        </w:rPr>
+      </w:pPr>
+      <w:r>
+        <w:rPr>
+          <w:color w:val="4EA72E" w:themeColor="accent6"/>
           <w:sz w:val="44"/>
           <w:szCs w:val="44"/>
         </w:rPr>
@@ -279,12 +303,14 @@
           <w:numId w:val="2"/>
         </w:numPr>
         <w:rPr>
-          <w:sz w:val="44"/>
-          <w:szCs w:val="44"/>
-        </w:rPr>
-      </w:pPr>
-      <w:r>
-        <w:rPr>
+          <w:color w:val="4EA72E" w:themeColor="accent6"/>
+          <w:sz w:val="44"/>
+          <w:szCs w:val="44"/>
+        </w:rPr>
+      </w:pPr>
+      <w:r>
+        <w:rPr>
+          <w:color w:val="4EA72E" w:themeColor="accent6"/>
           <w:sz w:val="44"/>
           <w:szCs w:val="44"/>
         </w:rPr>
@@ -299,12 +325,14 @@
           <w:numId w:val="2"/>
         </w:numPr>
         <w:rPr>
-          <w:sz w:val="44"/>
-          <w:szCs w:val="44"/>
-        </w:rPr>
-      </w:pPr>
-      <w:r>
-        <w:rPr>
+          <w:color w:val="4EA72E" w:themeColor="accent6"/>
+          <w:sz w:val="44"/>
+          <w:szCs w:val="44"/>
+        </w:rPr>
+      </w:pPr>
+      <w:r>
+        <w:rPr>
+          <w:color w:val="4EA72E" w:themeColor="accent6"/>
           <w:sz w:val="44"/>
           <w:szCs w:val="44"/>
         </w:rPr>
@@ -312,6 +340,7 @@
       </w:r>
       <w:r>
         <w:rPr>
+          <w:color w:val="4EA72E" w:themeColor="accent6"/>
           <w:sz w:val="44"/>
           <w:szCs w:val="44"/>
         </w:rPr>
@@ -327,12 +356,14 @@
           <w:numId w:val="2"/>
         </w:numPr>
         <w:rPr>
-          <w:sz w:val="44"/>
-          <w:szCs w:val="44"/>
-        </w:rPr>
-      </w:pPr>
-      <w:r>
-        <w:rPr>
+          <w:color w:val="4EA72E" w:themeColor="accent6"/>
+          <w:sz w:val="44"/>
+          <w:szCs w:val="44"/>
+        </w:rPr>
+      </w:pPr>
+      <w:r>
+        <w:rPr>
+          <w:color w:val="4EA72E" w:themeColor="accent6"/>
           <w:sz w:val="44"/>
           <w:szCs w:val="44"/>
         </w:rPr>
